--- a/data/revised_2026-10_full/outputs/v2/General_Science/SS3.1_Turning_Effect_of_Force/General_Science_Turning_Effect_of_Force_FinalExplanation.docx
+++ b/data/revised_2026-10_full/outputs/v2/General_Science/SS3.1_Turning_Effect_of_Force/General_Science_Turning_Effect_of_Force_FinalExplanation.docx
@@ -2766,7 +2766,7 @@
         </w:rPr>
         <w:t xml:space="preserve">© 2026 SeaVuria and ARES. This work is licensed under a </w:t>
       </w:r>
-      <w:hyperlink w:history="1" r:id="rIdrw920km5fe4g2pw3olk-4">
+      <w:hyperlink w:history="1" r:id="rIdbcaldxl9o4uuc6ppy9qx-">
         <w:r>
           <w:rPr>
             <w:rFonts w:ascii="Arial" w:cs="Arial" w:eastAsia="Arial" w:hAnsi="Arial"/>
@@ -2786,7 +2786,7 @@
         </w:rPr>
         <w:t xml:space="preserve"> (</w:t>
       </w:r>
-      <w:hyperlink w:history="1" r:id="rIdplftr8jaeyoh9drq3hqet">
+      <w:hyperlink w:history="1" r:id="rIdtf43qewgc2zpmhy0tpbys">
         <w:r>
           <w:rPr>
             <w:rFonts w:ascii="Arial" w:cs="Arial" w:eastAsia="Arial" w:hAnsi="Arial"/>
@@ -2806,7 +2806,7 @@
         </w:rPr>
         <w:t xml:space="preserve">). To view a copy of this license, visit </w:t>
       </w:r>
-      <w:hyperlink w:history="1" r:id="rId08hleqjxovddwt8gb7mvy">
+      <w:hyperlink w:history="1" r:id="rIdhff_ny1z7s6usx4dija1q">
         <w:r>
           <w:rPr>
             <w:rFonts w:ascii="Arial" w:cs="Arial" w:eastAsia="Arial" w:hAnsi="Arial"/>
